--- a/checklist_tool/配置核查工具操作说明书.docx
+++ b/checklist_tool/配置核查工具操作说明书.docx
@@ -2843,6 +2843,76 @@
     <w:p>
       <w:pPr>
         <w:keepNext/>
+        <w:spacing w:before="120"/>
+        <w:ind w:firstLine="0"/>
+        <w:jc w:val="center"/>
+      </w:pPr>
+      <w:r>
+        <w:drawing>
+          <wp:inline xmlns:a="http://schemas.openxmlformats.org/drawingml/2006/main" xmlns:pic="http://schemas.openxmlformats.org/drawingml/2006/picture">
+            <wp:extent cx="5580000" cy="1035648"/>
+            <wp:docPr id="2" name="Picture 2"/>
+            <wp:cNvGraphicFramePr>
+              <a:graphicFrameLocks noChangeAspect="1"/>
+            </wp:cNvGraphicFramePr>
+            <a:graphic>
+              <a:graphicData uri="http://schemas.openxmlformats.org/drawingml/2006/picture">
+                <pic:pic>
+                  <pic:nvPicPr>
+                    <pic:cNvPr id="0" name="op_pack_root.png"/>
+                    <pic:cNvPicPr/>
+                  </pic:nvPicPr>
+                  <pic:blipFill>
+                    <a:blip r:embed="rId10"/>
+                    <a:stretch>
+                      <a:fillRect/>
+                    </a:stretch>
+                  </pic:blipFill>
+                  <pic:spPr>
+                    <a:xfrm>
+                      <a:off x="0" y="0"/>
+                      <a:ext cx="5580000" cy="1035648"/>
+                    </a:xfrm>
+                    <a:prstGeom prst="rect"/>
+                  </pic:spPr>
+                </pic:pic>
+              </a:graphicData>
+            </a:graphic>
+          </wp:inline>
+        </w:drawing>
+      </w:r>
+    </w:p>
+    <w:p>
+      <w:pPr>
+        <w:keepNext/>
+        <w:jc w:val="center"/>
+      </w:pPr>
+      <w:r>
+        <w:rPr>
+          <w:rFonts w:ascii="Times New Roman" w:hAnsi="Times New Roman" w:eastAsia="宋体"/>
+          <w:b w:val="0"/>
+          <w:sz w:val="21"/>
+        </w:rPr>
+        <w:t>图 2　交付包根目录内容（部署前核对）</w:t>
+      </w:r>
+    </w:p>
+    <w:p>
+      <w:pPr>
+        <w:spacing w:line="276" w:lineRule="auto" w:before="40" w:after="80"/>
+        <w:ind w:left="340" w:firstLine="0"/>
+      </w:pPr>
+      <w:r>
+        <w:rPr>
+          <w:rFonts w:ascii="Times New Roman" w:hAnsi="Times New Roman" w:eastAsia="宋体"/>
+          <w:b w:val="0"/>
+          <w:sz w:val="19"/>
+        </w:rPr>
+        <w:t>在交付包根目录执行 dir /b 的实际输出。拷贝前先核对包内容完整：win 与 kylin 两个脚本目录、网络设备核查独立版、人工核查台 manual_check.html，以及指导书、核查表、操作说明书与交叉验证报告等文档。</w:t>
+      </w:r>
+    </w:p>
+    <w:p>
+      <w:pPr>
+        <w:keepNext/>
         <w:spacing w:line="276" w:lineRule="auto" w:before="80" w:after="0"/>
         <w:ind w:firstLine="0" w:left="340"/>
       </w:pPr>
@@ -3032,7 +3102,7 @@
         <w:drawing>
           <wp:inline xmlns:a="http://schemas.openxmlformats.org/drawingml/2006/main" xmlns:pic="http://schemas.openxmlformats.org/drawingml/2006/picture">
             <wp:extent cx="5580000" cy="2464128"/>
-            <wp:docPr id="2" name="Picture 2"/>
+            <wp:docPr id="3" name="Picture 3"/>
             <wp:cNvGraphicFramePr>
               <a:graphicFrameLocks noChangeAspect="1"/>
             </wp:cNvGraphicFramePr>
@@ -3044,7 +3114,7 @@
                     <pic:cNvPicPr/>
                   </pic:nvPicPr>
                   <pic:blipFill>
-                    <a:blip r:embed="rId10"/>
+                    <a:blip r:embed="rId11"/>
                     <a:stretch>
                       <a:fillRect/>
                     </a:stretch>
@@ -3074,7 +3144,7 @@
           <w:b w:val="0"/>
           <w:sz w:val="21"/>
         </w:rPr>
-        <w:t>图 2　连接参数配置文件内容</w:t>
+        <w:t>图 3　连接参数配置文件内容</w:t>
       </w:r>
     </w:p>
     <w:p>
@@ -3930,7 +4000,7 @@
         <w:drawing>
           <wp:inline xmlns:a="http://schemas.openxmlformats.org/drawingml/2006/main" xmlns:pic="http://schemas.openxmlformats.org/drawingml/2006/picture">
             <wp:extent cx="5580000" cy="4196160"/>
-            <wp:docPr id="3" name="Picture 3"/>
+            <wp:docPr id="4" name="Picture 4"/>
             <wp:cNvGraphicFramePr>
               <a:graphicFrameLocks noChangeAspect="1"/>
             </wp:cNvGraphicFramePr>
@@ -3942,7 +4012,7 @@
                     <pic:cNvPicPr/>
                   </pic:nvPicPr>
                   <pic:blipFill>
-                    <a:blip r:embed="rId11"/>
+                    <a:blip r:embed="rId12"/>
                     <a:stretch>
                       <a:fillRect/>
                     </a:stretch>
@@ -3972,7 +4042,7 @@
           <w:b w:val="0"/>
           <w:sz w:val="21"/>
         </w:rPr>
-        <w:t>图 3　一键运行全部核查</w:t>
+        <w:t>图 4　一键运行全部核查</w:t>
       </w:r>
     </w:p>
     <w:p>
@@ -4047,7 +4117,7 @@
         <w:drawing>
           <wp:inline xmlns:a="http://schemas.openxmlformats.org/drawingml/2006/main" xmlns:pic="http://schemas.openxmlformats.org/drawingml/2006/picture">
             <wp:extent cx="5580000" cy="3106944"/>
-            <wp:docPr id="4" name="Picture 4"/>
+            <wp:docPr id="5" name="Picture 5"/>
             <wp:cNvGraphicFramePr>
               <a:graphicFrameLocks noChangeAspect="1"/>
             </wp:cNvGraphicFramePr>
@@ -4059,7 +4129,7 @@
                     <pic:cNvPicPr/>
                   </pic:nvPicPr>
                   <pic:blipFill>
-                    <a:blip r:embed="rId12"/>
+                    <a:blip r:embed="rId13"/>
                     <a:stretch>
                       <a:fillRect/>
                     </a:stretch>
@@ -4089,7 +4159,7 @@
           <w:b w:val="0"/>
           <w:sz w:val="21"/>
         </w:rPr>
-        <w:t>图 4　单独运行某个组件核查</w:t>
+        <w:t>图 5　单独运行某个组件核查</w:t>
       </w:r>
     </w:p>
     <w:p>
@@ -4210,8 +4280,148 @@
       <w:r>
         <w:drawing>
           <wp:inline xmlns:a="http://schemas.openxmlformats.org/drawingml/2006/main" xmlns:pic="http://schemas.openxmlformats.org/drawingml/2006/picture">
+            <wp:extent cx="5580000" cy="2535552"/>
+            <wp:docPr id="6" name="Picture 6"/>
+            <wp:cNvGraphicFramePr>
+              <a:graphicFrameLocks noChangeAspect="1"/>
+            </wp:cNvGraphicFramePr>
+            <a:graphic>
+              <a:graphicData uri="http://schemas.openxmlformats.org/drawingml/2006/picture">
+                <pic:pic>
+                  <pic:nvPicPr>
+                    <pic:cNvPr id="0" name="op_netdev_list.png"/>
+                    <pic:cNvPicPr/>
+                  </pic:nvPicPr>
+                  <pic:blipFill>
+                    <a:blip r:embed="rId14"/>
+                    <a:stretch>
+                      <a:fillRect/>
+                    </a:stretch>
+                  </pic:blipFill>
+                  <pic:spPr>
+                    <a:xfrm>
+                      <a:off x="0" y="0"/>
+                      <a:ext cx="5580000" cy="2535552"/>
+                    </a:xfrm>
+                    <a:prstGeom prst="rect"/>
+                  </pic:spPr>
+                </pic:pic>
+              </a:graphicData>
+            </a:graphic>
+          </wp:inline>
+        </w:drawing>
+      </w:r>
+    </w:p>
+    <w:p>
+      <w:pPr>
+        <w:keepNext/>
+        <w:jc w:val="center"/>
+      </w:pPr>
+      <w:r>
+        <w:rPr>
+          <w:rFonts w:ascii="Times New Roman" w:hAnsi="Times New Roman" w:eastAsia="宋体"/>
+          <w:b w:val="0"/>
+          <w:sz w:val="21"/>
+        </w:rPr>
+        <w:t>图 6　生成的采集命令清单（华为/华三模板）</w:t>
+      </w:r>
+    </w:p>
+    <w:p>
+      <w:pPr>
+        <w:spacing w:line="276" w:lineRule="auto" w:before="40" w:after="80"/>
+        <w:ind w:left="340" w:firstLine="0"/>
+      </w:pPr>
+      <w:r>
+        <w:rPr>
+          <w:rFonts w:ascii="Times New Roman" w:hAnsi="Times New Roman" w:eastAsia="宋体"/>
+          <w:b w:val="0"/>
+          <w:sz w:val="19"/>
+        </w:rPr>
+        <w:t>执行 init 后 output\netdev 下生成的采集命令清单实际内容，逐行列出需登录设备执行的命令（版本、配置、VLAN、路由、SSH 状态、账户清单、ACL、802.1x、端口隔离、组播表等），防火墙设备另有补充命令。</w:t>
+      </w:r>
+    </w:p>
+    <w:p>
+      <w:pPr>
+        <w:keepNext/>
+        <w:spacing w:before="120"/>
+        <w:ind w:firstLine="0"/>
+        <w:jc w:val="center"/>
+      </w:pPr>
+      <w:r>
+        <w:drawing>
+          <wp:inline xmlns:a="http://schemas.openxmlformats.org/drawingml/2006/main" xmlns:pic="http://schemas.openxmlformats.org/drawingml/2006/picture">
+            <wp:extent cx="5580000" cy="749952"/>
+            <wp:docPr id="7" name="Picture 7"/>
+            <wp:cNvGraphicFramePr>
+              <a:graphicFrameLocks noChangeAspect="1"/>
+            </wp:cNvGraphicFramePr>
+            <a:graphic>
+              <a:graphicData uri="http://schemas.openxmlformats.org/drawingml/2006/picture">
+                <pic:pic>
+                  <pic:nvPicPr>
+                    <pic:cNvPr id="0" name="op_netdev_dir.png"/>
+                    <pic:cNvPicPr/>
+                  </pic:nvPicPr>
+                  <pic:blipFill>
+                    <a:blip r:embed="rId15"/>
+                    <a:stretch>
+                      <a:fillRect/>
+                    </a:stretch>
+                  </pic:blipFill>
+                  <pic:spPr>
+                    <a:xfrm>
+                      <a:off x="0" y="0"/>
+                      <a:ext cx="5580000" cy="749952"/>
+                    </a:xfrm>
+                    <a:prstGeom prst="rect"/>
+                  </pic:spPr>
+                </pic:pic>
+              </a:graphicData>
+            </a:graphic>
+          </wp:inline>
+        </w:drawing>
+      </w:r>
+    </w:p>
+    <w:p>
+      <w:pPr>
+        <w:keepNext/>
+        <w:jc w:val="center"/>
+      </w:pPr>
+      <w:r>
+        <w:rPr>
+          <w:rFonts w:ascii="Times New Roman" w:hAnsi="Times New Roman" w:eastAsia="宋体"/>
+          <w:b w:val="0"/>
+          <w:sz w:val="21"/>
+        </w:rPr>
+        <w:t>图 7　回显文件就位后的 netdev 目录</w:t>
+      </w:r>
+    </w:p>
+    <w:p>
+      <w:pPr>
+        <w:spacing w:line="276" w:lineRule="auto" w:before="40" w:after="80"/>
+        <w:ind w:left="340" w:firstLine="0"/>
+      </w:pPr>
+      <w:r>
+        <w:rPr>
+          <w:rFonts w:ascii="Times New Roman" w:hAnsi="Times New Roman" w:eastAsia="宋体"/>
+          <w:b w:val="0"/>
+          <w:sz w:val="19"/>
+        </w:rPr>
+        <w:t>运维登录设备执行清单命令后，将回显按设备名保存为 output\netdev\&lt;设备名&gt;.txt（图中 CoreSW01.txt、AggSW02.txt 为两台交换机的回显），即可运行 check 解析出第 5 章 23 项报告。</w:t>
+      </w:r>
+    </w:p>
+    <w:p>
+      <w:pPr>
+        <w:keepNext/>
+        <w:spacing w:before="120"/>
+        <w:ind w:firstLine="0"/>
+        <w:jc w:val="center"/>
+      </w:pPr>
+      <w:r>
+        <w:drawing>
+          <wp:inline xmlns:a="http://schemas.openxmlformats.org/drawingml/2006/main" xmlns:pic="http://schemas.openxmlformats.org/drawingml/2006/picture">
             <wp:extent cx="5580000" cy="1178496"/>
-            <wp:docPr id="5" name="Picture 5"/>
+            <wp:docPr id="8" name="Picture 8"/>
             <wp:cNvGraphicFramePr>
               <a:graphicFrameLocks noChangeAspect="1"/>
             </wp:cNvGraphicFramePr>
@@ -4223,7 +4433,7 @@
                     <pic:cNvPicPr/>
                   </pic:nvPicPr>
                   <pic:blipFill>
-                    <a:blip r:embed="rId13"/>
+                    <a:blip r:embed="rId16"/>
                     <a:stretch>
                       <a:fillRect/>
                     </a:stretch>
@@ -4253,7 +4463,7 @@
           <w:b w:val="0"/>
           <w:sz w:val="21"/>
         </w:rPr>
-        <w:t>图 5　网络设备核查的采集与解析</w:t>
+        <w:t>图 8　网络设备核查的采集与解析</w:t>
       </w:r>
     </w:p>
     <w:p>
@@ -4453,7 +4663,7 @@
         <w:drawing>
           <wp:inline xmlns:a="http://schemas.openxmlformats.org/drawingml/2006/main" xmlns:pic="http://schemas.openxmlformats.org/drawingml/2006/picture">
             <wp:extent cx="5580000" cy="1892736"/>
-            <wp:docPr id="6" name="Picture 6"/>
+            <wp:docPr id="9" name="Picture 9"/>
             <wp:cNvGraphicFramePr>
               <a:graphicFrameLocks noChangeAspect="1"/>
             </wp:cNvGraphicFramePr>
@@ -4465,7 +4675,7 @@
                     <pic:cNvPicPr/>
                   </pic:nvPicPr>
                   <pic:blipFill>
-                    <a:blip r:embed="rId14"/>
+                    <a:blip r:embed="rId17"/>
                     <a:stretch>
                       <a:fillRect/>
                     </a:stretch>
@@ -4495,7 +4705,7 @@
           <w:b w:val="0"/>
           <w:sz w:val="21"/>
         </w:rPr>
-        <w:t>图 6　麒麟侧部署与授权</w:t>
+        <w:t>图 9　麒麟侧部署与授权</w:t>
       </w:r>
     </w:p>
     <w:p>
@@ -4632,7 +4842,7 @@
         <w:drawing>
           <wp:inline xmlns:a="http://schemas.openxmlformats.org/drawingml/2006/main" xmlns:pic="http://schemas.openxmlformats.org/drawingml/2006/picture">
             <wp:extent cx="5580000" cy="2606976"/>
-            <wp:docPr id="7" name="Picture 7"/>
+            <wp:docPr id="10" name="Picture 10"/>
             <wp:cNvGraphicFramePr>
               <a:graphicFrameLocks noChangeAspect="1"/>
             </wp:cNvGraphicFramePr>
@@ -4644,7 +4854,7 @@
                     <pic:cNvPicPr/>
                   </pic:nvPicPr>
                   <pic:blipFill>
-                    <a:blip r:embed="rId15"/>
+                    <a:blip r:embed="rId18"/>
                     <a:stretch>
                       <a:fillRect/>
                     </a:stretch>
@@ -4674,7 +4884,7 @@
           <w:b w:val="0"/>
           <w:sz w:val="21"/>
         </w:rPr>
-        <w:t>图 7　麒麟一键运行：组件探测与执行</w:t>
+        <w:t>图 10　麒麟一键运行：组件探测与执行</w:t>
       </w:r>
     </w:p>
     <w:p>
@@ -5265,7 +5475,7 @@
         <w:drawing>
           <wp:inline xmlns:a="http://schemas.openxmlformats.org/drawingml/2006/main" xmlns:pic="http://schemas.openxmlformats.org/drawingml/2006/picture">
             <wp:extent cx="5580000" cy="3928320"/>
-            <wp:docPr id="8" name="Picture 8"/>
+            <wp:docPr id="11" name="Picture 11"/>
             <wp:cNvGraphicFramePr>
               <a:graphicFrameLocks noChangeAspect="1"/>
             </wp:cNvGraphicFramePr>
@@ -5277,7 +5487,7 @@
                     <pic:cNvPicPr/>
                   </pic:nvPicPr>
                   <pic:blipFill>
-                    <a:blip r:embed="rId16"/>
+                    <a:blip r:embed="rId19"/>
                     <a:stretch>
                       <a:fillRect/>
                     </a:stretch>
@@ -5307,7 +5517,7 @@
           <w:b w:val="0"/>
           <w:sz w:val="21"/>
         </w:rPr>
-        <w:t>图 8　麒麟一键运行：执行完成与汇总</w:t>
+        <w:t>图 11　麒麟一键运行：执行完成与汇总</w:t>
       </w:r>
     </w:p>
     <w:p>
@@ -5381,7 +5591,7 @@
         <w:drawing>
           <wp:inline xmlns:a="http://schemas.openxmlformats.org/drawingml/2006/main" xmlns:pic="http://schemas.openxmlformats.org/drawingml/2006/picture">
             <wp:extent cx="5580000" cy="1749888"/>
-            <wp:docPr id="9" name="Picture 9"/>
+            <wp:docPr id="12" name="Picture 12"/>
             <wp:cNvGraphicFramePr>
               <a:graphicFrameLocks noChangeAspect="1"/>
             </wp:cNvGraphicFramePr>
@@ -5393,7 +5603,7 @@
                     <pic:cNvPicPr/>
                   </pic:nvPicPr>
                   <pic:blipFill>
-                    <a:blip r:embed="rId17"/>
+                    <a:blip r:embed="rId20"/>
                     <a:stretch>
                       <a:fillRect/>
                     </a:stretch>
@@ -5423,7 +5633,7 @@
           <w:b w:val="0"/>
           <w:sz w:val="21"/>
         </w:rPr>
-        <w:t>图 9　麒麟单组件核查</w:t>
+        <w:t>图 12　麒麟单组件核查</w:t>
       </w:r>
     </w:p>
     <w:p>
@@ -5833,7 +6043,7 @@
         <w:drawing>
           <wp:inline xmlns:a="http://schemas.openxmlformats.org/drawingml/2006/main" xmlns:pic="http://schemas.openxmlformats.org/drawingml/2006/picture">
             <wp:extent cx="5580000" cy="3964032"/>
-            <wp:docPr id="10" name="Picture 10"/>
+            <wp:docPr id="13" name="Picture 13"/>
             <wp:cNvGraphicFramePr>
               <a:graphicFrameLocks noChangeAspect="1"/>
             </wp:cNvGraphicFramePr>
@@ -5845,7 +6055,7 @@
                     <pic:cNvPicPr/>
                   </pic:nvPicPr>
                   <pic:blipFill>
-                    <a:blip r:embed="rId18"/>
+                    <a:blip r:embed="rId21"/>
                     <a:stretch>
                       <a:fillRect/>
                     </a:stretch>
@@ -5875,7 +6085,7 @@
           <w:b w:val="0"/>
           <w:sz w:val="21"/>
         </w:rPr>
-        <w:t>图 10　Windows 侧报告输出清单</w:t>
+        <w:t>图 13　Windows 侧报告输出清单</w:t>
       </w:r>
     </w:p>
     <w:p>
@@ -5919,7 +6129,7 @@
         <w:drawing>
           <wp:inline xmlns:a="http://schemas.openxmlformats.org/drawingml/2006/main" xmlns:pic="http://schemas.openxmlformats.org/drawingml/2006/picture">
             <wp:extent cx="5580000" cy="1178496"/>
-            <wp:docPr id="11" name="Picture 11"/>
+            <wp:docPr id="14" name="Picture 14"/>
             <wp:cNvGraphicFramePr>
               <a:graphicFrameLocks noChangeAspect="1"/>
             </wp:cNvGraphicFramePr>
@@ -5931,7 +6141,7 @@
                     <pic:cNvPicPr/>
                   </pic:nvPicPr>
                   <pic:blipFill>
-                    <a:blip r:embed="rId19"/>
+                    <a:blip r:embed="rId22"/>
                     <a:stretch>
                       <a:fillRect/>
                     </a:stretch>
@@ -5961,7 +6171,77 @@
           <w:b w:val="0"/>
           <w:sz w:val="21"/>
         </w:rPr>
-        <w:t>图 11　麒麟侧报告输出</w:t>
+        <w:t>图 14　麒麟侧报告输出</w:t>
+      </w:r>
+    </w:p>
+    <w:p>
+      <w:pPr>
+        <w:keepNext/>
+        <w:spacing w:before="120"/>
+        <w:ind w:firstLine="0"/>
+        <w:jc w:val="center"/>
+      </w:pPr>
+      <w:r>
+        <w:drawing>
+          <wp:inline xmlns:a="http://schemas.openxmlformats.org/drawingml/2006/main" xmlns:pic="http://schemas.openxmlformats.org/drawingml/2006/picture">
+            <wp:extent cx="5580000" cy="3427714"/>
+            <wp:docPr id="15" name="Picture 15"/>
+            <wp:cNvGraphicFramePr>
+              <a:graphicFrameLocks noChangeAspect="1"/>
+            </wp:cNvGraphicFramePr>
+            <a:graphic>
+              <a:graphicData uri="http://schemas.openxmlformats.org/drawingml/2006/picture">
+                <pic:pic>
+                  <pic:nvPicPr>
+                    <pic:cNvPr id="0" name="op_kylin_report.png"/>
+                    <pic:cNvPicPr/>
+                  </pic:nvPicPr>
+                  <pic:blipFill>
+                    <a:blip r:embed="rId23"/>
+                    <a:stretch>
+                      <a:fillRect/>
+                    </a:stretch>
+                  </pic:blipFill>
+                  <pic:spPr>
+                    <a:xfrm>
+                      <a:off x="0" y="0"/>
+                      <a:ext cx="5580000" cy="3427714"/>
+                    </a:xfrm>
+                    <a:prstGeom prst="rect"/>
+                  </pic:spPr>
+                </pic:pic>
+              </a:graphicData>
+            </a:graphic>
+          </wp:inline>
+        </w:drawing>
+      </w:r>
+    </w:p>
+    <w:p>
+      <w:pPr>
+        <w:keepNext/>
+        <w:jc w:val="center"/>
+      </w:pPr>
+      <w:r>
+        <w:rPr>
+          <w:rFonts w:ascii="Times New Roman" w:hAnsi="Times New Roman" w:eastAsia="宋体"/>
+          <w:b w:val="0"/>
+          <w:sz w:val="21"/>
+        </w:rPr>
+        <w:t>图 15　麒麟侧 HTML 报告样例</w:t>
+      </w:r>
+    </w:p>
+    <w:p>
+      <w:pPr>
+        <w:spacing w:line="276" w:lineRule="auto" w:before="40" w:after="80"/>
+        <w:ind w:left="340" w:firstLine="0"/>
+      </w:pPr>
+      <w:r>
+        <w:rPr>
+          <w:rFonts w:ascii="Times New Roman" w:hAnsi="Times New Roman" w:eastAsia="宋体"/>
+          <w:b w:val="0"/>
+          <w:sz w:val="19"/>
+        </w:rPr>
+        <w:t>麒麟侧生成的 HTML 报告在浏览器中打开的实际效果：页首为系统信息与四态统计卡，下方为逐项明细表，含判定、检测详情、整改建议与对应指导书条款。</w:t>
       </w:r>
     </w:p>
     <w:p>
@@ -6317,7 +6597,7 @@
         <w:drawing>
           <wp:inline xmlns:a="http://schemas.openxmlformats.org/drawingml/2006/main" xmlns:pic="http://schemas.openxmlformats.org/drawingml/2006/picture">
             <wp:extent cx="5580000" cy="3108857"/>
-            <wp:docPr id="12" name="Picture 12"/>
+            <wp:docPr id="16" name="Picture 16"/>
             <wp:cNvGraphicFramePr>
               <a:graphicFrameLocks noChangeAspect="1"/>
             </wp:cNvGraphicFramePr>
@@ -6329,7 +6609,7 @@
                     <pic:cNvPicPr/>
                   </pic:nvPicPr>
                   <pic:blipFill>
-                    <a:blip r:embed="rId20"/>
+                    <a:blip r:embed="rId24"/>
                     <a:stretch>
                       <a:fillRect/>
                     </a:stretch>
@@ -6359,7 +6639,7 @@
           <w:b w:val="0"/>
           <w:sz w:val="21"/>
         </w:rPr>
-        <w:t>图 12　核查报告样例（操作系统）</w:t>
+        <w:t>图 16　核查报告样例（操作系统）</w:t>
       </w:r>
     </w:p>
     <w:p>
@@ -6433,7 +6713,7 @@
         <w:drawing>
           <wp:inline xmlns:a="http://schemas.openxmlformats.org/drawingml/2006/main" xmlns:pic="http://schemas.openxmlformats.org/drawingml/2006/picture">
             <wp:extent cx="5040000" cy="4500000"/>
-            <wp:docPr id="13" name="Picture 13"/>
+            <wp:docPr id="17" name="Picture 17"/>
             <wp:cNvGraphicFramePr>
               <a:graphicFrameLocks noChangeAspect="1"/>
             </wp:cNvGraphicFramePr>
@@ -6445,7 +6725,7 @@
                     <pic:cNvPicPr/>
                   </pic:nvPicPr>
                   <pic:blipFill>
-                    <a:blip r:embed="rId21"/>
+                    <a:blip r:embed="rId25"/>
                     <a:stretch>
                       <a:fillRect/>
                     </a:stretch>
@@ -6475,7 +6755,7 @@
           <w:b w:val="0"/>
           <w:sz w:val="21"/>
         </w:rPr>
-        <w:t>图 13　人工核查台界面</w:t>
+        <w:t>图 17　人工核查台界面</w:t>
       </w:r>
     </w:p>
     <w:p>
@@ -6533,7 +6813,7 @@
         <w:drawing>
           <wp:inline xmlns:a="http://schemas.openxmlformats.org/drawingml/2006/main" xmlns:pic="http://schemas.openxmlformats.org/drawingml/2006/picture">
             <wp:extent cx="4200000" cy="4500000"/>
-            <wp:docPr id="14" name="Picture 14"/>
+            <wp:docPr id="18" name="Picture 18"/>
             <wp:cNvGraphicFramePr>
               <a:graphicFrameLocks noChangeAspect="1"/>
             </wp:cNvGraphicFramePr>
@@ -6545,7 +6825,7 @@
                     <pic:cNvPicPr/>
                   </pic:nvPicPr>
                   <pic:blipFill>
-                    <a:blip r:embed="rId22"/>
+                    <a:blip r:embed="rId26"/>
                     <a:stretch>
                       <a:fillRect/>
                     </a:stretch>
@@ -6575,7 +6855,7 @@
           <w:b w:val="0"/>
           <w:sz w:val="21"/>
         </w:rPr>
-        <w:t>图 14　全部填写完成的状态</w:t>
+        <w:t>图 18　全部填写完成的状态</w:t>
       </w:r>
     </w:p>
     <w:p>
@@ -6617,7 +6897,7 @@
         <w:drawing>
           <wp:inline xmlns:a="http://schemas.openxmlformats.org/drawingml/2006/main" xmlns:pic="http://schemas.openxmlformats.org/drawingml/2006/picture">
             <wp:extent cx="5580000" cy="3268881"/>
-            <wp:docPr id="15" name="Picture 15"/>
+            <wp:docPr id="19" name="Picture 19"/>
             <wp:cNvGraphicFramePr>
               <a:graphicFrameLocks noChangeAspect="1"/>
             </wp:cNvGraphicFramePr>
@@ -6629,7 +6909,7 @@
                     <pic:cNvPicPr/>
                   </pic:nvPicPr>
                   <pic:blipFill>
-                    <a:blip r:embed="rId23"/>
+                    <a:blip r:embed="rId27"/>
                     <a:stretch>
                       <a:fillRect/>
                     </a:stretch>
@@ -6659,7 +6939,7 @@
           <w:b w:val="0"/>
           <w:sz w:val="21"/>
         </w:rPr>
-        <w:t>图 15　导出的 Excel 报告</w:t>
+        <w:t>图 19　导出的 Excel 报告</w:t>
       </w:r>
     </w:p>
     <w:p>
@@ -6720,6 +7000,76 @@
           <w:sz w:val="24"/>
         </w:rPr>
         <w:t xml:space="preserve"> 目录，人工核查台的导出文件由浏览器下载，按编号对应即可汇总为一份完整报告。汇总口径与《指导书与核查工具交叉验证报告》一致——工具核查结果与人工核查结果同表呈现，逐项可追溯。</w:t>
+      </w:r>
+    </w:p>
+    <w:p>
+      <w:pPr>
+        <w:keepNext/>
+        <w:spacing w:before="120"/>
+        <w:ind w:firstLine="0"/>
+        <w:jc w:val="center"/>
+      </w:pPr>
+      <w:r>
+        <w:drawing>
+          <wp:inline xmlns:a="http://schemas.openxmlformats.org/drawingml/2006/main" xmlns:pic="http://schemas.openxmlformats.org/drawingml/2006/picture">
+            <wp:extent cx="5580000" cy="3268881"/>
+            <wp:docPr id="20" name="Picture 20"/>
+            <wp:cNvGraphicFramePr>
+              <a:graphicFrameLocks noChangeAspect="1"/>
+            </wp:cNvGraphicFramePr>
+            <a:graphic>
+              <a:graphicData uri="http://schemas.openxmlformats.org/drawingml/2006/picture">
+                <pic:pic>
+                  <pic:nvPicPr>
+                    <pic:cNvPr id="0" name="op_summary_xls.png"/>
+                    <pic:cNvPicPr/>
+                  </pic:nvPicPr>
+                  <pic:blipFill>
+                    <a:blip r:embed="rId28"/>
+                    <a:stretch>
+                      <a:fillRect/>
+                    </a:stretch>
+                  </pic:blipFill>
+                  <pic:spPr>
+                    <a:xfrm>
+                      <a:off x="0" y="0"/>
+                      <a:ext cx="5580000" cy="3268881"/>
+                    </a:xfrm>
+                    <a:prstGeom prst="rect"/>
+                  </pic:spPr>
+                </pic:pic>
+              </a:graphicData>
+            </a:graphic>
+          </wp:inline>
+        </w:drawing>
+      </w:r>
+    </w:p>
+    <w:p>
+      <w:pPr>
+        <w:keepNext/>
+        <w:jc w:val="center"/>
+      </w:pPr>
+      <w:r>
+        <w:rPr>
+          <w:rFonts w:ascii="Times New Roman" w:hAnsi="Times New Roman" w:eastAsia="宋体"/>
+          <w:b w:val="0"/>
+          <w:sz w:val="21"/>
+        </w:rPr>
+        <w:t>图 20　汇总报告 Excel 视图（上报用）</w:t>
+      </w:r>
+    </w:p>
+    <w:p>
+      <w:pPr>
+        <w:spacing w:line="276" w:lineRule="auto" w:before="40" w:after="80"/>
+        <w:ind w:left="340" w:firstLine="0"/>
+      </w:pPr>
+      <w:r>
+        <w:rPr>
+          <w:rFonts w:ascii="Times New Roman" w:hAnsi="Times New Roman" w:eastAsia="宋体"/>
+          <w:b w:val="0"/>
+          <w:sz w:val="19"/>
+        </w:rPr>
+        <w:t>Windows 版一键运行合并生成的汇总报告在 Excel 中打开的实际效果：表头标注组件数，表体按组件列出全部检查项的判定、详情、修复建议与对应指导书章节，日常上报以此文件为准。</w:t>
       </w:r>
     </w:p>
     <w:p>
@@ -7238,7 +7588,7 @@
       </w:r>
     </w:p>
     <w:sectPr>
-      <w:footerReference w:type="default" r:id="rId24"/>
+      <w:footerReference w:type="default" r:id="rId29"/>
       <w:pgSz w:w="12240" w:h="15840"/>
       <w:pgMar w:top="1440" w:right="1800" w:bottom="1440" w:left="1800" w:header="720" w:footer="720" w:gutter="0"/>
       <w:cols w:space="720"/>
